--- a/docs/보고/업무보고-5번-20261026-2300.docx
+++ b/docs/보고/업무보고-5번-20261026-2300.docx
@@ -695,35 +695,46 @@
             <w:r>
               <w:rPr>
                 <w:rFonts w:ascii="맑은 고딕" w:cs="맑은 고딕" w:eastAsia="맑은 고딕" w:hAnsi="맑은 고딕"/>
-                <w:b w:val="false"/>
-                <w:bCs w:val="false"/>
-                <w:color w:val="1C2330"/>
-                <w:sz w:val="19"/>
-                <w:szCs w:val="19"/>
-              </w:rPr>
-              <w:t xml:space="preserve">🔴 </w:t>
-            </w:r>
-            <w:r>
-              <w:rPr>
-                <w:rFonts w:ascii="맑은 고딕" w:cs="맑은 고딕" w:eastAsia="맑은 고딕" w:hAnsi="맑은 고딕"/>
                 <w:b/>
                 <w:bCs/>
                 <w:color w:val="1C2330"/>
                 <w:sz w:val="19"/>
                 <w:szCs w:val="19"/>
               </w:rPr>
-              <w:t xml:space="preserve">페이팔(서울마켓츠) 결제가 23시 05분 점검에서 장애</w:t>
-            </w:r>
-            <w:r>
-              <w:rPr>
-                <w:rFonts w:ascii="맑은 고딕" w:cs="맑은 고딕" w:eastAsia="맑은 고딕" w:hAnsi="맑은 고딕"/>
-                <w:b w:val="false"/>
-                <w:bCs w:val="false"/>
-                <w:color w:val="1C2330"/>
-                <w:sz w:val="19"/>
-                <w:szCs w:val="19"/>
-              </w:rPr>
-              <w:t xml:space="preserve">. 토스(케이라이프맵)는 정상입니다. · 유료 페이지가 검색엔진까지 결제 화면으로 넘겨 검색 색인에서 제외되던 문제를 수정·배포했습니다(서치콘솔 「리디렉션이 포함된 페이지」의 원인)</w:t>
+              <w:t xml:space="preserve">페이팔(서울마켓츠)·토스(케이라이프맵) 모두 결제 정상</w:t>
+            </w:r>
+            <w:r>
+              <w:rPr>
+                <w:rFonts w:ascii="맑은 고딕" w:cs="맑은 고딕" w:eastAsia="맑은 고딕" w:hAnsi="맑은 고딕"/>
+                <w:b w:val="false"/>
+                <w:bCs w:val="false"/>
+                <w:color w:val="1C2330"/>
+                <w:sz w:val="19"/>
+                <w:szCs w:val="19"/>
+              </w:rPr>
+              <w:t xml:space="preserve">입니다(23시 48분 재점검). 23시 05분에 보고드린 「페이팔 장애」는 </w:t>
+            </w:r>
+            <w:r>
+              <w:rPr>
+                <w:rFonts w:ascii="맑은 고딕" w:cs="맑은 고딕" w:eastAsia="맑은 고딕" w:hAnsi="맑은 고딕"/>
+                <w:b/>
+                <w:bCs/>
+                <w:color w:val="1C2330"/>
+                <w:sz w:val="19"/>
+                <w:szCs w:val="19"/>
+              </w:rPr>
+              <w:t xml:space="preserve">점검 도구의 오류였습니다</w:t>
+            </w:r>
+            <w:r>
+              <w:rPr>
+                <w:rFonts w:ascii="맑은 고딕" w:cs="맑은 고딕" w:eastAsia="맑은 고딕" w:hAnsi="맑은 고딕"/>
+                <w:b w:val="false"/>
+                <w:bCs w:val="false"/>
+                <w:color w:val="1C2330"/>
+                <w:sz w:val="19"/>
+                <w:szCs w:val="19"/>
+              </w:rPr>
+              <w:t xml:space="preserve"> — 결제창은 정상적으로 열립니다. · 유료 페이지가 검색엔진까지 결제 화면으로 넘겨 검색 색인에서 제외되던 문제를 수정·배포했습니다(서치콘솔 「리디렉션이 포함된 페이지」의 원인)</w:t>
             </w:r>
           </w:p>
         </w:tc>
@@ -751,7 +762,7 @@
                 <w:sz w:val="19"/>
                 <w:szCs w:val="19"/>
               </w:rPr>
-              <w:t xml:space="preserve">① 페이팔 장애 원인 규명 ② 「결제한 본인의 결과만 열람 가능」 — 1회 결제로 타인의 사주까지 영구 열람되던 허점 4건을 자동 검사로 고정한 뒤 차단 ③ 주문·가입 집계 기능 구축</w:t>
+              <w:t xml:space="preserve">① 「결제한 본인의 결과만 열람 가능」 — 1회 결제로 타인의 사주까지 영구 열람되던 허점 4건을 자동 검사로 고정한 뒤 차단 ③ 주문·가입 집계 기능 구축</w:t>
             </w:r>
           </w:p>
         </w:tc>
@@ -895,7 +906,7 @@
           <w:sz w:val="18"/>
           <w:szCs w:val="18"/>
         </w:rPr>
-        <w:t xml:space="preserve">· 페이팔 장애는 23시 05분 정기 점검에서 처음 확인했습니다. 2시간을 넘기면 자동으로 보고드립니다.</w:t>
+        <w:t xml:space="preserve">· 🔴 「페이팔 장애」는 오보였습니다. 직접 단추를 눌러 보니 결제창이 열립니다. 점검 도구가 새 창에 접속하다 시간 초과로 중단된 것을, 기록 파일에 「장애」로 적고 있었습니다. 두 곳 모두 수정했습니다(측정 방식 변경 · 「확인 불가」와 「장애」를 구분해 기록).</w:t>
       </w:r>
     </w:p>
     <w:p>
